--- a/Soomario_Whitepaper_v2.1.docx
+++ b/Soomario_Whitepaper_v2.1.docx
@@ -382,7 +382,7 @@
           <w:sz w:val="23"/>
           <w:szCs w:val="23"/>
         </w:rPr>
-        <w:t xml:space="preserve">Soomario DCA-at-Zones </w:t>
+        <w:t xml:space="preserve">Soomario Zones </w:t>
       </w:r>
       <w:r>
         <w:rPr>
@@ -1292,7 +1292,7 @@
                 <w:sz w:val="20"/>
                 <w:szCs w:val="20"/>
               </w:rPr>
-              <w:t xml:space="preserve">Max-Pain (reversal)</w:t>
+              <w:t xml:space="preserve">v3 (momentum + hedge)</w:t>
             </w:r>
           </w:p>
         </w:tc>
@@ -1566,15 +1566,15 @@
           <w:sz w:val="23"/>
           <w:szCs w:val="23"/>
         </w:rPr>
-        <w:t xml:space="preserve">AVAX Max-Pain: </w:t>
-      </w:r>
-      <w:r>
-        <w:rPr>
-          <w:rFonts w:ascii="Garamond" w:cs="Garamond" w:eastAsia="Garamond" w:hAnsi="Garamond"/>
-          <w:sz w:val="23"/>
-          <w:szCs w:val="23"/>
-        </w:rPr>
-        <w:t xml:space="preserve">A mean-reversion strategy targeting Avalanche using liquidation zone analysis, RSI extremes, and Supertrend confirmation. Provides stability with a high win rate while adding exposure to a major Layer-1 blockchain.</w:t>
+        <w:t xml:space="preserve">AVAX v3: </w:t>
+      </w:r>
+      <w:r>
+        <w:rPr>
+          <w:rFonts w:ascii="Garamond" w:cs="Garamond" w:eastAsia="Garamond" w:hAnsi="Garamond"/>
+          <w:sz w:val="23"/>
+          <w:szCs w:val="23"/>
+        </w:rPr>
+        <w:t xml:space="preserve">Running the same Soomario v3 strategy as HYPE and SOL, targeting Avalanche. With 868 backtested trades over 3 years and the highest total return (+2,211%) of the three Elite bots, AVAX provides the portfolio's primary growth engine while maintaining a 76.3% win rate.</w:t>
       </w:r>
     </w:p>
     <w:p>
@@ -4964,7 +4964,7 @@
         <w:pStyle w:val="Heading2"/>
       </w:pPr>
       <w:r>
-        <w:t xml:space="preserve">Soomario DCA-at-Zones</w:t>
+        <w:t xml:space="preserve">Soomario Zones</w:t>
       </w:r>
     </w:p>
     <w:p>
@@ -4977,7 +4977,7 @@
           <w:sz w:val="23"/>
           <w:szCs w:val="23"/>
         </w:rPr>
-        <w:t xml:space="preserve">An algorithmic DCA system for Hyperliquid perpetual futures that exploits liquidation zone mechanics. Rather than accumulating based on simple price dips, DCA-at-Zones monitors real-time liquidation data from the three largest derivatives exchanges (Binance, Bybit, OKX) to identify the exact price levels where cascading liquidations create predictable reversals.</w:t>
+        <w:t xml:space="preserve">An algorithmic DCA system for Hyperliquid perpetual futures that exploits liquidation zone mechanics. Rather than accumulating based on simple price dips, Soomario Zones monitors real-time liquidation data from the three largest derivatives exchanges (Binance, Bybit, OKX) to identify the exact price levels where cascading liquidations create predictable reversals.</w:t>
       </w:r>
     </w:p>
     <w:p>
